--- a/2025-2026 DECODE/notes/答辩稿.docx
+++ b/2025-2026 DECODE/notes/答辩稿.docx
@@ -113,8 +113,18 @@
     </w:p>
     <w:p>
       <w:pPr>
-        <w:ind w:firstLine="420"/>
+        <w:pStyle w:val="3"/>
+        <w:numPr>
+          <w:ilvl w:val="0"/>
+          <w:numId w:val="1"/>
+        </w:numPr>
       </w:pPr>
+      <w:r>
+        <w:rPr>
+          <w:rFonts w:hint="eastAsia"/>
+        </w:rPr>
+        <w:t>线性组合气动力跑打算法</w:t>
+      </w:r>
     </w:p>
     <w:p>
       <w:pPr>
@@ -124,377 +134,39 @@
         <w:rPr>
           <w:rFonts w:hint="eastAsia"/>
         </w:rPr>
-        <w:t>在本次</w:t>
-      </w:r>
-      <w:r>
-        <w:rPr>
-          <w:rFonts w:hint="eastAsia"/>
-        </w:rPr>
-        <w:t>FTC DECODE</w:t>
-      </w:r>
-      <w:r>
-        <w:rPr>
-          <w:rFonts w:hint="eastAsia"/>
-        </w:rPr>
-        <w:t>赛题中，成功识别场上得分小球并追踪是在比赛中得分的关键部分。</w:t>
+        <w:t>气动力的分析十分复杂，但我们在跑打中只关心其合力，因而想到一个巧妙办法：用线性组合直接模拟合力，并借助两段搜索，仅需</w:t>
+      </w:r>
+      <w:r>
+        <w:rPr>
+          <w:rFonts w:hint="eastAsia"/>
+        </w:rPr>
+        <w:t>5-10</w:t>
+      </w:r>
+      <w:r>
+        <w:rPr>
+          <w:rFonts w:hint="eastAsia"/>
+        </w:rPr>
+        <w:t>组数据就能标定其组合系数。这样既保证了接近真实物理模型的精度，又不需要太多实验，在传统的低精度线性模型与高标定成本的</w:t>
+      </w:r>
+      <w:proofErr w:type="gramStart"/>
+      <w:r>
+        <w:rPr>
+          <w:rFonts w:hint="eastAsia"/>
+        </w:rPr>
+        <w:t>查表法间取得</w:t>
+      </w:r>
+      <w:proofErr w:type="gramEnd"/>
+      <w:r>
+        <w:rPr>
+          <w:rFonts w:hint="eastAsia"/>
+        </w:rPr>
+        <w:t>了良好平衡。</w:t>
       </w:r>
     </w:p>
     <w:p>
       <w:pPr>
         <w:ind w:firstLine="420"/>
       </w:pPr>
-      <w:r>
-        <w:t>比赛传统色块分割方案在赛场上极不稳定</w:t>
-      </w:r>
-      <w:r>
-        <w:rPr>
-          <w:rFonts w:hint="eastAsia"/>
-        </w:rPr>
-        <w:t>，</w:t>
-      </w:r>
-      <w:r>
-        <w:t>光照变化、阴影、高光都会导致目标抖动甚至丢失。我们</w:t>
-      </w:r>
-      <w:r>
-        <w:rPr>
-          <w:rFonts w:hint="eastAsia"/>
-        </w:rPr>
-        <w:t>经过测试与权衡，我们团队最终选择了因此我们选定</w:t>
-      </w:r>
-      <w:r>
-        <w:rPr>
-          <w:rFonts w:hint="eastAsia"/>
-        </w:rPr>
-        <w:t xml:space="preserve"> ssd </w:t>
-      </w:r>
-      <w:r>
-        <w:rPr>
-          <w:rFonts w:hint="eastAsia"/>
-        </w:rPr>
-        <w:t>作为预训练基座，直接用深度学习学习球的纹理特征，而不是依赖颜色阈值，从而彻底规避光照和反光干扰。</w:t>
-      </w:r>
-    </w:p>
-    <w:p>
-      <w:pPr>
-        <w:ind w:firstLine="420"/>
-      </w:pPr>
-      <w:r>
-        <w:rPr>
-          <w:rFonts w:hint="eastAsia"/>
-        </w:rPr>
-        <w:t>在模型训练过程中，我们基于</w:t>
-      </w:r>
-      <w:r>
-        <w:rPr>
-          <w:rFonts w:hint="eastAsia"/>
-        </w:rPr>
-        <w:t xml:space="preserve"> TensorFlow Object Detection API</w:t>
-      </w:r>
-      <w:r>
-        <w:rPr>
-          <w:rFonts w:hint="eastAsia"/>
-        </w:rPr>
-        <w:t>，使用约</w:t>
-      </w:r>
-      <w:r>
-        <w:rPr>
-          <w:rFonts w:hint="eastAsia"/>
-        </w:rPr>
-        <w:t xml:space="preserve"> 4000 </w:t>
-      </w:r>
-      <w:r>
-        <w:rPr>
-          <w:rFonts w:hint="eastAsia"/>
-        </w:rPr>
-        <w:t>张标注图像（紫色</w:t>
-      </w:r>
-      <w:r>
-        <w:rPr>
-          <w:rFonts w:hint="eastAsia"/>
-        </w:rPr>
-        <w:t>/</w:t>
-      </w:r>
-      <w:r>
-        <w:rPr>
-          <w:rFonts w:hint="eastAsia"/>
-        </w:rPr>
-        <w:t>绿色球），在</w:t>
-      </w:r>
-      <w:r>
-        <w:rPr>
-          <w:rFonts w:hint="eastAsia"/>
-        </w:rPr>
-        <w:t xml:space="preserve"> RTX 5070 Ti </w:t>
-      </w:r>
-      <w:r>
-        <w:rPr>
-          <w:rFonts w:hint="eastAsia"/>
-        </w:rPr>
-        <w:t>上训练</w:t>
-      </w:r>
-      <w:r>
-        <w:rPr>
-          <w:rFonts w:hint="eastAsia"/>
-        </w:rPr>
-        <w:t xml:space="preserve"> 5 </w:t>
-      </w:r>
-      <w:r>
-        <w:rPr>
-          <w:rFonts w:hint="eastAsia"/>
-        </w:rPr>
-        <w:t>万步，并在</w:t>
-      </w:r>
-      <w:r>
-        <w:rPr>
-          <w:rFonts w:hint="eastAsia"/>
-        </w:rPr>
-        <w:t xml:space="preserve"> 2 </w:t>
-      </w:r>
-      <w:r>
-        <w:rPr>
-          <w:rFonts w:hint="eastAsia"/>
-        </w:rPr>
-        <w:t>万步时早停。最终</w:t>
-      </w:r>
-      <w:r>
-        <w:rPr>
-          <w:rFonts w:hint="eastAsia"/>
-        </w:rPr>
-        <w:t xml:space="preserve"> mAP@0.75 </w:t>
-      </w:r>
-      <w:r>
-        <w:rPr>
-          <w:rFonts w:hint="eastAsia"/>
-        </w:rPr>
-        <w:t>达到</w:t>
-      </w:r>
-      <w:r>
-        <w:rPr>
-          <w:rFonts w:hint="eastAsia"/>
-        </w:rPr>
-        <w:t xml:space="preserve"> 0.80</w:t>
-      </w:r>
-      <w:r>
-        <w:rPr>
-          <w:rFonts w:hint="eastAsia"/>
-        </w:rPr>
-        <w:t>，置信度阈值取</w:t>
-      </w:r>
-      <w:r>
-        <w:rPr>
-          <w:rFonts w:hint="eastAsia"/>
-        </w:rPr>
-        <w:t xml:space="preserve"> 0.25</w:t>
-      </w:r>
-      <w:r>
-        <w:rPr>
-          <w:rFonts w:hint="eastAsia"/>
-        </w:rPr>
-        <w:t>。然后让模型经</w:t>
-      </w:r>
-      <w:r>
-        <w:rPr>
-          <w:rFonts w:hint="eastAsia"/>
-        </w:rPr>
-        <w:t xml:space="preserve"> INT8 </w:t>
-      </w:r>
-      <w:r>
-        <w:rPr>
-          <w:rFonts w:hint="eastAsia"/>
-        </w:rPr>
-        <w:t>量化转为</w:t>
-      </w:r>
-      <w:r>
-        <w:rPr>
-          <w:rFonts w:hint="eastAsia"/>
-        </w:rPr>
-        <w:t xml:space="preserve"> TFLite</w:t>
-      </w:r>
-      <w:r>
-        <w:rPr>
-          <w:rFonts w:hint="eastAsia"/>
-        </w:rPr>
-        <w:t>，部署到</w:t>
-      </w:r>
-      <w:r>
-        <w:rPr>
-          <w:rFonts w:hint="eastAsia"/>
-        </w:rPr>
-        <w:t xml:space="preserve"> Limelight 3A</w:t>
-      </w:r>
-      <w:r>
-        <w:rPr>
-          <w:rFonts w:hint="eastAsia"/>
-        </w:rPr>
-        <w:t>。从而让每帧得到球体的归一化中心坐标、边界框和类别。</w:t>
-      </w:r>
-    </w:p>
-    <w:p>
-      <w:pPr>
-        <w:ind w:firstLine="420"/>
-      </w:pPr>
-      <w:r>
-        <w:t>深度模型输出有三大天然问题：抖动（</w:t>
-      </w:r>
-      <w:r>
-        <w:t xml:space="preserve">±5 </w:t>
-      </w:r>
-      <w:r>
-        <w:t>像素）、短暂丢失（</w:t>
-      </w:r>
-      <w:r>
-        <w:t xml:space="preserve">1~3 </w:t>
-      </w:r>
-      <w:r>
-        <w:t>帧）、目标跳变（两个球同时出现时来回切换）。我们设计了专门的后处理架构：</w:t>
-      </w:r>
-    </w:p>
-    <w:p>
-      <w:pPr>
-        <w:ind w:firstLine="420"/>
-      </w:pPr>
-      <w:r>
-        <w:t xml:space="preserve">Detector </w:t>
-      </w:r>
-      <w:r>
-        <w:t>层：封装</w:t>
-      </w:r>
-      <w:r>
-        <w:t xml:space="preserve"> Limelight </w:t>
-      </w:r>
-      <w:r>
-        <w:t>原始输出，提供</w:t>
-      </w:r>
-      <w:r>
-        <w:t xml:space="preserve"> bearing()</w:t>
-      </w:r>
-      <w:r>
-        <w:rPr>
-          <w:rFonts w:hint="eastAsia"/>
-        </w:rPr>
-        <w:t>输出</w:t>
-      </w:r>
-      <w:r>
-        <w:t>目标水平偏移角度和</w:t>
-      </w:r>
-      <w:r>
-        <w:t xml:space="preserve"> hasTarget()</w:t>
-      </w:r>
-      <w:r>
-        <w:rPr>
-          <w:rFonts w:hint="eastAsia"/>
-        </w:rPr>
-        <w:t>判断是否有有效检测结果</w:t>
-      </w:r>
-      <w:r>
-        <w:t>。</w:t>
-      </w:r>
-    </w:p>
-    <w:p>
-      <w:pPr>
-        <w:ind w:firstLine="420"/>
-      </w:pPr>
-      <w:r>
-        <w:t xml:space="preserve">Tracker </w:t>
-      </w:r>
-      <w:r>
-        <w:t>层：</w:t>
-      </w:r>
-      <w:r>
-        <w:rPr>
-          <w:rFonts w:hint="eastAsia"/>
-        </w:rPr>
-        <w:t>设计</w:t>
-      </w:r>
-      <w:r>
-        <w:t xml:space="preserve">EMA </w:t>
-      </w:r>
-      <w:r>
-        <w:t>低通滤</w:t>
-      </w:r>
-      <w:r>
-        <w:rPr>
-          <w:rFonts w:hint="eastAsia"/>
-        </w:rPr>
-        <w:t>波，过滤同一个检测框的抖动，</w:t>
-      </w:r>
-      <w:r>
-        <w:t>从</w:t>
-      </w:r>
-      <w:r>
-        <w:t xml:space="preserve"> ±3° </w:t>
-      </w:r>
-      <w:r>
-        <w:t>抑制到</w:t>
-      </w:r>
-      <w:r>
-        <w:t xml:space="preserve"> ±0.5°</w:t>
-      </w:r>
-      <w:r>
-        <w:t>。</w:t>
-      </w:r>
-      <w:r>
-        <w:rPr>
-          <w:rFonts w:hint="eastAsia"/>
-        </w:rPr>
-        <w:t>然后设计</w:t>
-      </w:r>
-      <w:r>
-        <w:t>跳变延迟确认：新目标需连续</w:t>
-      </w:r>
-      <w:r>
-        <w:t xml:space="preserve"> 10 </w:t>
-      </w:r>
-      <w:r>
-        <w:t>帧保持稳定才切换；目标丢失需连续</w:t>
-      </w:r>
-      <w:r>
-        <w:t xml:space="preserve"> 30 </w:t>
-      </w:r>
-      <w:r>
-        <w:t>帧无检测才判定为消失；重新出现也需</w:t>
-      </w:r>
-      <w:r>
-        <w:t xml:space="preserve"> 10 </w:t>
-      </w:r>
-      <w:r>
-        <w:t>帧确认。</w:t>
-      </w:r>
-    </w:p>
-    <w:p>
-      <w:pPr>
-        <w:ind w:firstLine="420"/>
-      </w:pPr>
-      <w:r>
-        <w:t>这套机制完美抵抗了短暂遮挡或反光造成的闪烁。</w:t>
-      </w:r>
-      <w:r>
-        <w:rPr>
-          <w:rFonts w:hint="eastAsia"/>
-        </w:rPr>
-        <w:t>我们创新于引入深度视觉一次性解决传统视觉痛点，最大发挥</w:t>
-      </w:r>
-      <w:r>
-        <w:rPr>
-          <w:rFonts w:hint="eastAsia"/>
-        </w:rPr>
-        <w:t xml:space="preserve"> Limelight </w:t>
-      </w:r>
-      <w:r>
-        <w:rPr>
-          <w:rFonts w:hint="eastAsia"/>
-        </w:rPr>
-        <w:t>性能；引入时序滤波和跳变延迟，解决了深度模型输出抖动问题。</w:t>
-      </w:r>
-      <w:r>
-        <w:t>相比传统色块分割，识别准确率提升</w:t>
-      </w:r>
-      <w:r>
-        <w:t xml:space="preserve"> 40% </w:t>
-      </w:r>
-      <w:r>
-        <w:t>以上，全程无需人工调整参数。</w:t>
-      </w:r>
     </w:p>
     <w:p>
       <w:pPr>
@@ -508,107 +180,184 @@
         <w:rPr>
           <w:rFonts w:hint="eastAsia"/>
         </w:rPr>
-        <w:t>线性组合气动力跑打算法</w:t>
-      </w:r>
-    </w:p>
-    <w:p>
-      <w:pPr>
-        <w:ind w:firstLine="420"/>
-        <w:rPr>
-          <w:rFonts w:hint="eastAsia"/>
-        </w:rPr>
-      </w:pPr>
-      <w:r>
-        <w:rPr>
-          <w:rFonts w:hint="eastAsia"/>
-        </w:rPr>
-        <w:t>气动力的分析十分复杂，但我们在跑打中只关心其合力，因而想到一个巧妙办法：用线性组合直接模拟合力，并借助两段搜索，仅需</w:t>
-      </w:r>
-      <w:r>
-        <w:rPr>
-          <w:rFonts w:hint="eastAsia"/>
-        </w:rPr>
-        <w:t>5-10</w:t>
-      </w:r>
-      <w:r>
-        <w:rPr>
-          <w:rFonts w:hint="eastAsia"/>
-        </w:rPr>
-        <w:t>组数据就能标定其组合系数。这样既保证了接近真实物理模型的精度，又不需要太多实验，在传统的低精度线性模型与高标定成本的查表法间取得了良好平衡。</w:t>
+        <w:t>BST</w:t>
+      </w:r>
+      <w:r>
+        <w:rPr>
+          <w:rFonts w:hint="eastAsia"/>
+        </w:rPr>
+        <w:t>跑打算法</w:t>
       </w:r>
     </w:p>
     <w:p>
       <w:pPr>
         <w:ind w:firstLine="420"/>
       </w:pPr>
+      <w:r>
+        <w:t>T</w:t>
+      </w:r>
+      <w:r>
+        <w:rPr>
+          <w:rFonts w:hint="eastAsia"/>
+        </w:rPr>
+        <w:t>eam1706</w:t>
+      </w:r>
+      <w:r>
+        <w:rPr>
+          <w:rFonts w:hint="eastAsia"/>
+        </w:rPr>
+        <w:t>曾提出以目标相对位置和相对小车位移之和作为“假想目标”，但使用滞空时间的多轮迭代解出参数，理论上并非无偏；但我们注意到，以上算法实质上等价于求一个关于滞空时间的单调函数的根，因而适用二分法，于是在相同标定数据下实现了无偏性，从而更为精确和</w:t>
+      </w:r>
+      <w:proofErr w:type="gramStart"/>
+      <w:r>
+        <w:rPr>
+          <w:rFonts w:hint="eastAsia"/>
+        </w:rPr>
+        <w:t>鲁棒</w:t>
+      </w:r>
+      <w:proofErr w:type="gramEnd"/>
+      <w:r>
+        <w:rPr>
+          <w:rFonts w:hint="eastAsia"/>
+        </w:rPr>
+        <w:t>。</w:t>
+      </w:r>
     </w:p>
     <w:p>
       <w:pPr>
         <w:ind w:firstLine="420"/>
+        <w:rPr>
+          <w:rFonts w:ascii="宋体" w:eastAsia="宋体" w:hAnsi="宋体"/>
+          <w:szCs w:val="21"/>
+        </w:rPr>
       </w:pPr>
       <w:r>
         <w:rPr>
           <w:rFonts w:hint="eastAsia"/>
         </w:rPr>
-        <w:t>在本次</w:t>
-      </w:r>
-      <w:r>
-        <w:rPr>
-          <w:rFonts w:hint="eastAsia"/>
-        </w:rPr>
-        <w:t>FTC DECODE</w:t>
-      </w:r>
-      <w:r>
-        <w:rPr>
-          <w:rFonts w:hint="eastAsia"/>
-        </w:rPr>
-        <w:t>赛题中，根据当前位置计算发射角度与发射速度是保证得分稳定的关键部分。</w:t>
+        <w:t>无偏性：</w:t>
+      </w:r>
+      <m:oMath>
+        <m:r>
+          <w:rPr>
+            <w:rFonts w:ascii="Cambria Math" w:eastAsia="宋体" w:hAnsi="Cambria Math"/>
+            <w:szCs w:val="21"/>
+          </w:rPr>
+          <m:t>∀ϵ&gt;0 ∃N∈</m:t>
+        </m:r>
+        <m:r>
+          <w:rPr>
+            <w:rFonts w:ascii="Cambria Math" w:eastAsia="宋体" w:hAnsi="Cambria Math" w:hint="eastAsia"/>
+            <w:szCs w:val="21"/>
+          </w:rPr>
+          <m:t>N</m:t>
+        </m:r>
+        <m:r>
+          <w:rPr>
+            <w:rFonts w:ascii="Cambria Math" w:eastAsia="宋体" w:hAnsi="Cambria Math"/>
+            <w:szCs w:val="21"/>
+          </w:rPr>
+          <m:t>* s.t.∀n&gt;N</m:t>
+        </m:r>
+      </m:oMath>
+      <w:r>
+        <w:rPr>
+          <w:rFonts w:ascii="宋体" w:eastAsia="宋体" w:hAnsi="宋体"/>
+          <w:szCs w:val="21"/>
+        </w:rPr>
+        <w:t>解得参数的落点与目标误差距离</w:t>
+      </w:r>
+      <w:r>
+        <w:rPr>
+          <w:rFonts w:ascii="宋体" w:eastAsia="宋体" w:hAnsi="宋体"/>
+          <w:noProof/>
+          <w:szCs w:val="21"/>
+        </w:rPr>
+        <w:drawing>
+          <wp:inline distT="0" distB="0" distL="0" distR="0" wp14:anchorId="041C16C0" wp14:editId="44A1704B">
+            <wp:extent cx="276225" cy="104775"/>
+            <wp:effectExtent l="0" t="0" r="0" b="0"/>
+            <wp:docPr id="2056252524" name="formula"/>
+            <wp:cNvGraphicFramePr>
+              <a:graphicFrameLocks xmlns:a="http://schemas.openxmlformats.org/drawingml/2006/main" noChangeAspect="1"/>
+            </wp:cNvGraphicFramePr>
+            <a:graphic xmlns:a="http://schemas.openxmlformats.org/drawingml/2006/main">
+              <a:graphicData uri="http://schemas.openxmlformats.org/drawingml/2006/picture">
+                <pic:pic xmlns:pic="http://schemas.openxmlformats.org/drawingml/2006/picture">
+                  <pic:nvPicPr>
+                    <pic:cNvPr id="0" name=""/>
+                    <pic:cNvPicPr>
+                      <a:picLocks noChangeAspect="1" noChangeArrowheads="1"/>
+                    </pic:cNvPicPr>
+                  </pic:nvPicPr>
+                  <pic:blipFill>
+                    <a:blip r:embed="rId5"/>
+                    <a:srcRect/>
+                    <a:stretch>
+                      <a:fillRect/>
+                    </a:stretch>
+                  </pic:blipFill>
+                  <pic:spPr bwMode="auto">
+                    <a:xfrm>
+                      <a:off x="0" y="0"/>
+                      <a:ext cx="276225" cy="104775"/>
+                    </a:xfrm>
+                    <a:prstGeom prst="rect">
+                      <a:avLst/>
+                    </a:prstGeom>
+                  </pic:spPr>
+                </pic:pic>
+              </a:graphicData>
+            </a:graphic>
+          </wp:inline>
+        </w:drawing>
       </w:r>
     </w:p>
     <w:p>
       <w:pPr>
         <w:ind w:firstLine="420"/>
+        <w:rPr>
+          <w:rFonts w:hint="eastAsia"/>
+        </w:rPr>
       </w:pPr>
       <w:r>
         <w:rPr>
-          <w:rFonts w:hint="eastAsia"/>
-        </w:rPr>
-        <w:t>为了拟合复杂气动力情况，但是避免</w:t>
-      </w:r>
-      <w:r>
-        <w:rPr>
-          <w:rFonts w:hint="eastAsia"/>
-        </w:rPr>
-        <w:t>cfd</w:t>
-      </w:r>
-      <w:r>
-        <w:rPr>
-          <w:rFonts w:hint="eastAsia"/>
-        </w:rPr>
-        <w:t>的高算力需求，我们想到一个巧妙地方法，绕过复杂的流体力学建模，直接模拟气动力合力，并用线性组合实现这一点。在标定的时候，选择最小二乘结合两段搜索，来标定出</w:t>
-      </w:r>
-      <w:r>
-        <w:rPr>
-          <w:rFonts w:hint="eastAsia"/>
-        </w:rPr>
-        <w:t>k</w:t>
-      </w:r>
-      <w:r>
-        <w:rPr>
-          <w:rFonts w:hint="eastAsia"/>
-        </w:rPr>
-        <w:t>。</w:t>
-      </w:r>
-    </w:p>
-    <w:p>
-      <w:pPr>
-        <w:ind w:firstLine="420"/>
-      </w:pPr>
-      <w:r>
-        <w:rPr>
-          <w:rFonts w:hint="eastAsia"/>
-        </w:rPr>
-        <w:t>这种方法在线性回归与查表法中，取得一个完美平衡，标定成本没有太高，但同时又实现了足够复杂的动力模拟。</w:t>
+          <w:rFonts w:ascii="宋体" w:eastAsia="宋体" w:hAnsi="宋体" w:hint="eastAsia"/>
+          <w:szCs w:val="21"/>
+        </w:rPr>
+        <w:t>对</w:t>
+      </w:r>
+      <w:proofErr w:type="gramStart"/>
+      <w:r>
+        <w:rPr>
+          <w:rFonts w:ascii="宋体" w:eastAsia="宋体" w:hAnsi="宋体" w:hint="eastAsia"/>
+          <w:szCs w:val="21"/>
+        </w:rPr>
+        <w:t>任意小</w:t>
+      </w:r>
+      <w:proofErr w:type="gramEnd"/>
+      <w:r>
+        <w:rPr>
+          <w:rFonts w:ascii="宋体" w:eastAsia="宋体" w:hAnsi="宋体" w:hint="eastAsia"/>
+          <w:szCs w:val="21"/>
+        </w:rPr>
+        <w:t>的给定误差范围，总能预设一个最小迭代数，使得只要</w:t>
+      </w:r>
+      <w:proofErr w:type="gramStart"/>
+      <w:r>
+        <w:rPr>
+          <w:rFonts w:ascii="宋体" w:eastAsia="宋体" w:hAnsi="宋体" w:hint="eastAsia"/>
+          <w:szCs w:val="21"/>
+        </w:rPr>
+        <w:t>迭代数</w:t>
+      </w:r>
+      <w:proofErr w:type="gramEnd"/>
+      <w:r>
+        <w:rPr>
+          <w:rFonts w:ascii="宋体" w:eastAsia="宋体" w:hAnsi="宋体" w:hint="eastAsia"/>
+          <w:szCs w:val="21"/>
+        </w:rPr>
+        <w:t>超过预设值时总能保证误差在范围内</w:t>
       </w:r>
     </w:p>
     <w:sectPr>
